--- a/chapters/binary-outcome-associations-handout.docx
+++ b/chapters/binary-outcome-associations-handout.docx
@@ -5413,12 +5413,25 @@
                         </m:rPr>
                         <m:t>)</m:t>
                       </m:r>
-                      <m:r>
-                        <m:rPr>
-                          <m:sty m:val="p"/>
-                        </m:rPr>
-                        <m:t>=</m:t>
-                      </m:r>
+                      <m:limUpp>
+                        <m:e>
+                          <m:r>
+                            <m:rPr>
+                              <m:sty m:val="p"/>
+                            </m:rPr>
+                            <m:t>=</m:t>
+                          </m:r>
+                        </m:e>
+                        <m:lim>
+                          <m:r>
+                            <m:rPr>
+                              <m:nor/>
+                              <m:sty m:val="p"/>
+                            </m:rPr>
+                            <m:t>def</m:t>
+                          </m:r>
+                        </m:lim>
+                      </m:limUpp>
                       <m:f>
                         <m:fPr>
                           <m:type m:val="bar"/>

--- a/chapters/binary-outcome-associations-handout.docx
+++ b/chapters/binary-outcome-associations-handout.docx
@@ -18636,7 +18636,7 @@
                         <m:nor/>
                         <m:sty m:val="p"/>
                       </m:rPr>
-                      <m:t> by hypothesis)</m:t>
+                      <m:t> by definition)</m:t>
                     </m:r>
                   </m:e>
                   <m:e>
